--- a/vvdn/protocols/lin/README.docx
+++ b/vvdn/protocols/lin/README.docx
@@ -3046,6 +3046,8 @@
               <w:br/>
               <w:t>├── lin-frame-and-protocol-analysis.md (.docx)     # Frame format (Break, Sync, PID, Data, Checksum), Classic vs Enhanced</w:t>
               <w:br/>
+              <w:t>├── lin-circuit-and-hardware-connections.md (.docx)# Schematics: Master/Slave nodes, ISO 7637-2 surge protection, harness wiring</w:t>
+              <w:br/>
               <w:t>└── lin-timing-synchronization-and-hardware.md (.docx) # Auto-baud math, RC sync, slot sizing, circuitry &amp; RCA matrix</w:t>
             </w:r>
           </w:p>
@@ -3439,7 +3441,122 @@
           <w:sz w:val="24"/>
           <w:u w:val="single"/>
         </w:rPr>
-        <w:t>3. Timing Calculations, Synchronization &amp; Hardware Engineering</w:t>
+        <w:t>3. Hardware Connections &amp; Circuit Schematics</w:t>
+      </w:r>
+    </w:p>
+    <w:p>
+      <w:pPr>
+        <w:pStyle w:val="ListBullet"/>
+        <w:spacing w:after="40"/>
+        <w:ind w:left="360"/>
+      </w:pPr>
+      <w:r>
+        <w:rPr>
+          <w:color w:val="282C34"/>
+          <w:sz w:val="21"/>
+        </w:rPr>
+        <w:t xml:space="preserve">Complete schematic for Automotive Master Node with </w:t>
+      </w:r>
+      <w:r>
+        <w:rPr>
+          <w:i/>
+          <w:color w:val="145AA0"/>
+          <w:sz w:val="21"/>
+        </w:rPr>
+        <w:t>1\,k\Omega</w:t>
+      </w:r>
+      <w:r>
+        <w:rPr>
+          <w:color w:val="282C34"/>
+          <w:sz w:val="21"/>
+        </w:rPr>
+        <w:t xml:space="preserve"> pull-up, reverse blocking diode, and EMC filter.</w:t>
+      </w:r>
+    </w:p>
+    <w:p>
+      <w:pPr>
+        <w:pStyle w:val="ListBullet"/>
+        <w:spacing w:after="40"/>
+        <w:ind w:left="360"/>
+      </w:pPr>
+      <w:r>
+        <w:rPr>
+          <w:color w:val="282C34"/>
+          <w:sz w:val="21"/>
+        </w:rPr>
+        <w:t xml:space="preserve">Automotive Slave Node schematic with internal </w:t>
+      </w:r>
+      <w:r>
+        <w:rPr>
+          <w:i/>
+          <w:color w:val="145AA0"/>
+          <w:sz w:val="21"/>
+        </w:rPr>
+        <w:t>30\,k\Omega</w:t>
+      </w:r>
+      <w:r>
+        <w:rPr>
+          <w:color w:val="282C34"/>
+          <w:sz w:val="21"/>
+        </w:rPr>
+        <w:t xml:space="preserve"> pull-up and </w:t>
+      </w:r>
+      <w:r>
+        <w:rPr>
+          <w:i/>
+          <w:color w:val="145AA0"/>
+          <w:sz w:val="21"/>
+        </w:rPr>
+        <w:t>220\,pF</w:t>
+      </w:r>
+      <w:r>
+        <w:rPr>
+          <w:color w:val="282C34"/>
+          <w:sz w:val="21"/>
+        </w:rPr>
+        <w:t xml:space="preserve"> filter.</w:t>
+      </w:r>
+    </w:p>
+    <w:p>
+      <w:pPr>
+        <w:pStyle w:val="ListBullet"/>
+        <w:spacing w:after="40"/>
+        <w:ind w:left="360"/>
+      </w:pPr>
+      <w:r>
+        <w:rPr>
+          <w:color w:val="282C34"/>
+          <w:sz w:val="21"/>
+        </w:rPr>
+        <w:t>Automotive transient surge protection network (ISO 7637-2 pulse 1, 2a, 3a/3b) using TVS diodes (PESD1LIN).</w:t>
+      </w:r>
+    </w:p>
+    <w:p>
+      <w:pPr>
+        <w:pStyle w:val="ListBullet"/>
+        <w:spacing w:after="40"/>
+        <w:ind w:left="360"/>
+      </w:pPr>
+      <w:r>
+        <w:rPr>
+          <w:color w:val="282C34"/>
+          <w:sz w:val="21"/>
+        </w:rPr>
+        <w:t>Full vehicle body harness cluster wiring topology for up to 16 nodes.</w:t>
+      </w:r>
+    </w:p>
+    <w:p>
+      <w:pPr>
+        <w:spacing w:before="160" w:after="80"/>
+      </w:pPr>
+      <w:r>
+        <w:rPr>
+          <w:b/>
+          <w:color w:val="0066CC"/>
+          <w:sz w:val="24"/>
+          <w:u w:val="single"/>
+        </w:rPr>
+        <w:t>4. Timing Calculations, Synchronization &amp; Hardware Engineering</w:t>
       </w:r>
     </w:p>
     <w:p>

--- a/vvdn/protocols/lin/README.docx
+++ b/vvdn/protocols/lin/README.docx
@@ -193,37 +193,7 @@
           <w:color w:val="282C34"/>
           <w:sz w:val="21"/>
         </w:rPr>
-        <w:t>: Operates directly at vehicle battery potential (</w:t>
-      </w:r>
-      <w:r>
-        <w:rPr>
-          <w:i/>
-          <w:color w:val="145AA0"/>
-          <w:sz w:val="21"/>
-        </w:rPr>
-        <w:t>V_{BAT = 12\,V</w:t>
-      </w:r>
-      <w:r>
-        <w:rPr>
-          <w:color w:val="282C34"/>
-          <w:sz w:val="21"/>
-        </w:rPr>
-        <w:t xml:space="preserve"> nominal, </w:t>
-      </w:r>
-      <w:r>
-        <w:rPr>
-          <w:i/>
-          <w:color w:val="145AA0"/>
-          <w:sz w:val="21"/>
-        </w:rPr>
-        <w:t>9\,V \dots 18\,V</w:t>
-      </w:r>
-      <w:r>
-        <w:rPr>
-          <w:color w:val="282C34"/>
-          <w:sz w:val="21"/>
-        </w:rPr>
-        <w:t xml:space="preserve"> dynamic operating range), eliminating the need for step-down voltage regulators on basic sensor modules.</w:t>
+        <w:t>: Operates directly at vehicle battery potential (V_BAT = 12 V nominal, 9 V ... 18 V dynamic operating range), eliminating the need for step-down voltage regulators on basic sensor modules.</w:t>
       </w:r>
     </w:p>
     <w:p>
@@ -282,22 +252,7 @@
           <w:color w:val="282C34"/>
           <w:sz w:val="21"/>
         </w:rPr>
-        <w:t>: LIN slaves can run on inexpensive internal RC oscillators (</w:t>
-      </w:r>
-      <w:r>
-        <w:rPr>
-          <w:i/>
-          <w:color w:val="145AA0"/>
-          <w:sz w:val="21"/>
-        </w:rPr>
-        <w:t>± 14\%</w:t>
-      </w:r>
-      <w:r>
-        <w:rPr>
-          <w:color w:val="282C34"/>
-          <w:sz w:val="21"/>
-        </w:rPr>
-        <w:t xml:space="preserve"> drift). Every frame header begins with a known calibration byte (</w:t>
+        <w:t>: LIN slaves can run on inexpensive internal RC oscillators (± 14\% drift). Every frame header begins with a known calibration byte (</w:t>
       </w:r>
       <w:r>
         <w:rPr>
@@ -1511,22 +1466,7 @@
                 <w:color w:val="282C34"/>
                 <w:sz w:val="18"/>
               </w:rPr>
-              <w:t xml:space="preserve"> (</w:t>
-            </w:r>
-            <w:r>
-              <w:rPr>
-                <w:i/>
-                <w:color w:val="145AA0"/>
-                <w:sz w:val="18"/>
-              </w:rPr>
-              <w:t>9-18V</w:t>
-            </w:r>
-            <w:r>
-              <w:rPr>
-                <w:color w:val="282C34"/>
-                <w:sz w:val="18"/>
-              </w:rPr>
-              <w:t>)</w:t>
+              <w:t xml:space="preserve"> (9-18V)</w:t>
             </w:r>
           </w:p>
         </w:tc>
@@ -1548,18 +1488,10 @@
             </w:pPr>
             <w:r>
               <w:rPr>
-                <w:i/>
-                <w:color w:val="145AA0"/>
-                <w:sz w:val="18"/>
-              </w:rPr>
-              <w:t>2.5V \dots 3.5V</w:t>
-            </w:r>
-            <w:r>
-              <w:rPr>
                 <w:color w:val="282C34"/>
                 <w:sz w:val="18"/>
               </w:rPr>
-              <w:t xml:space="preserve"> diff</w:t>
+              <w:t>2.5V ... 3.5V diff</w:t>
             </w:r>
           </w:p>
         </w:tc>
@@ -1581,26 +1513,10 @@
             </w:pPr>
             <w:r>
               <w:rPr>
-                <w:i/>
-                <w:color w:val="145AA0"/>
-                <w:sz w:val="18"/>
-              </w:rPr>
-              <w:t>3.3V / 5V</w:t>
-            </w:r>
-            <w:r>
-              <w:rPr>
                 <w:color w:val="282C34"/>
                 <w:sz w:val="18"/>
               </w:rPr>
-              <w:t xml:space="preserve"> or </w:t>
-            </w:r>
-            <w:r>
-              <w:rPr>
-                <w:i/>
-                <w:color w:val="145AA0"/>
-                <w:sz w:val="18"/>
-              </w:rPr>
-              <w:t>± 12V</w:t>
+              <w:t>3.3V / 5V or ± 12V</w:t>
             </w:r>
           </w:p>
         </w:tc>
@@ -1622,11 +1538,10 @@
             </w:pPr>
             <w:r>
               <w:rPr>
-                <w:i/>
-                <w:color w:val="145AA0"/>
+                <w:color w:val="282C34"/>
                 <w:sz w:val="18"/>
               </w:rPr>
-              <w:t>1.8V \dots 5.0V</w:t>
+              <w:t>1.8V ... 5.0V</w:t>
             </w:r>
           </w:p>
         </w:tc>
@@ -2319,22 +2234,7 @@
                 <w:color w:val="282C34"/>
                 <w:sz w:val="18"/>
               </w:rPr>
-              <w:t>Master: Quartz (</w:t>
-            </w:r>
-            <w:r>
-              <w:rPr>
-                <w:i/>
-                <w:color w:val="145AA0"/>
-                <w:sz w:val="18"/>
-              </w:rPr>
-              <w:t>± 0.5\%</w:t>
-            </w:r>
-            <w:r>
-              <w:rPr>
-                <w:color w:val="282C34"/>
-                <w:sz w:val="18"/>
-              </w:rPr>
-              <w:t xml:space="preserve">),&lt;br&gt;Slave: </w:t>
+              <w:t xml:space="preserve">Master: Quartz (± 0.5\%),&lt;br&gt;Slave: </w:t>
             </w:r>
             <w:r>
               <w:rPr>
@@ -2342,7 +2242,7 @@
                 <w:color w:val="282C34"/>
                 <w:sz w:val="18"/>
               </w:rPr>
-              <w:t>RC osc ($\pm 14\%$)</w:t>
+              <w:t>RC osc (± 14\%)</w:t>
             </w:r>
           </w:p>
         </w:tc>
@@ -2366,37 +2266,7 @@
                 <w:color w:val="282C34"/>
                 <w:sz w:val="18"/>
               </w:rPr>
-              <w:t>Crystal required&lt;br&gt;(</w:t>
-            </w:r>
-            <w:r>
-              <w:rPr>
-                <w:i/>
-                <w:color w:val="145AA0"/>
-                <w:sz w:val="18"/>
-              </w:rPr>
-              <w:t>± 0.1\%</w:t>
-            </w:r>
-            <w:r>
-              <w:rPr>
-                <w:color w:val="282C34"/>
-                <w:sz w:val="18"/>
-              </w:rPr>
-              <w:t xml:space="preserve"> to </w:t>
-            </w:r>
-            <w:r>
-              <w:rPr>
-                <w:i/>
-                <w:color w:val="145AA0"/>
-                <w:sz w:val="18"/>
-              </w:rPr>
-              <w:t>± 50ppm</w:t>
-            </w:r>
-            <w:r>
-              <w:rPr>
-                <w:color w:val="282C34"/>
-                <w:sz w:val="18"/>
-              </w:rPr>
-              <w:t>)</w:t>
+              <w:t>Crystal required&lt;br&gt;(± 0.1\% to ± 50ppm)</w:t>
             </w:r>
           </w:p>
         </w:tc>
@@ -2420,22 +2290,7 @@
                 <w:color w:val="282C34"/>
                 <w:sz w:val="18"/>
               </w:rPr>
-              <w:t>Quartz / Resonator&lt;br&gt;(</w:t>
-            </w:r>
-            <w:r>
-              <w:rPr>
-                <w:i/>
-                <w:color w:val="145AA0"/>
-                <w:sz w:val="18"/>
-              </w:rPr>
-              <w:t>± 2\%</w:t>
-            </w:r>
-            <w:r>
-              <w:rPr>
-                <w:color w:val="282C34"/>
-                <w:sz w:val="18"/>
-              </w:rPr>
-              <w:t>)</w:t>
+              <w:t>Quartz / Resonator&lt;br&gt;(± 2\%)</w:t>
             </w:r>
           </w:p>
         </w:tc>
@@ -2483,22 +2338,7 @@
                 <w:color w:val="282C34"/>
                 <w:sz w:val="18"/>
               </w:rPr>
-              <w:t>Quartz required (</w:t>
-            </w:r>
-            <w:r>
-              <w:rPr>
-                <w:i/>
-                <w:color w:val="145AA0"/>
-                <w:sz w:val="18"/>
-              </w:rPr>
-              <w:t>± 1\%</w:t>
-            </w:r>
-            <w:r>
-              <w:rPr>
-                <w:color w:val="282C34"/>
-                <w:sz w:val="18"/>
-              </w:rPr>
-              <w:t>)</w:t>
+              <w:t>Quartz required (± 1\%)</w:t>
             </w:r>
           </w:p>
         </w:tc>
@@ -3080,37 +2920,22 @@
           <w:color w:val="282C34"/>
           <w:sz w:val="21"/>
         </w:rPr>
-        <w:t>Single-wire physical layer (ISO 17987-4): Recessive (</w:t>
+        <w:t xml:space="preserve">Single-wire physical layer (ISO 17987-4): Recessive (&gt;= 0.8 </w:t>
       </w:r>
       <w:r>
         <w:rPr>
           <w:i/>
-          <w:color w:val="145AA0"/>
+          <w:color w:val="282C34"/>
           <w:sz w:val="21"/>
         </w:rPr>
-        <w:t>≥ 0.8 × V_{BAT</w:t>
+        <w:t xml:space="preserve"> V_BAT) vs Dominant (&lt;= 0.2 </w:t>
       </w:r>
       <w:r>
         <w:rPr>
           <w:color w:val="282C34"/>
           <w:sz w:val="21"/>
         </w:rPr>
-        <w:t>) vs Dominant (</w:t>
-      </w:r>
-      <w:r>
-        <w:rPr>
-          <w:i/>
-          <w:color w:val="145AA0"/>
-          <w:sz w:val="21"/>
-        </w:rPr>
-        <w:t>≤ 0.2 × V_{BAT</w:t>
-      </w:r>
-      <w:r>
-        <w:rPr>
-          <w:color w:val="282C34"/>
-          <w:sz w:val="21"/>
-        </w:rPr>
-        <w:t>) voltage thresholds.</w:t>
+        <w:t xml:space="preserve"> V_BAT) voltage thresholds.</w:t>
       </w:r>
     </w:p>
     <w:p>
@@ -3124,37 +2949,7 @@
           <w:color w:val="282C34"/>
           <w:sz w:val="21"/>
         </w:rPr>
-        <w:t>Termination asymmetry: Master pull-up (</w:t>
-      </w:r>
-      <w:r>
-        <w:rPr>
-          <w:i/>
-          <w:color w:val="145AA0"/>
-          <w:sz w:val="21"/>
-        </w:rPr>
-        <w:t>1\,k\Omega</w:t>
-      </w:r>
-      <w:r>
-        <w:rPr>
-          <w:color w:val="282C34"/>
-          <w:sz w:val="21"/>
-        </w:rPr>
-        <w:t xml:space="preserve"> + diode) vs Slave pull-up (</w:t>
-      </w:r>
-      <w:r>
-        <w:rPr>
-          <w:i/>
-          <w:color w:val="145AA0"/>
-          <w:sz w:val="21"/>
-        </w:rPr>
-        <w:t>30\,k\Omega</w:t>
-      </w:r>
-      <w:r>
-        <w:rPr>
-          <w:color w:val="282C34"/>
-          <w:sz w:val="21"/>
-        </w:rPr>
-        <w:t xml:space="preserve"> + diode).</w:t>
+        <w:t>Termination asymmetry: Master pull-up (1 kΩ + diode) vs Slave pull-up (30 kΩ + diode).</w:t>
       </w:r>
     </w:p>
     <w:p>
@@ -3196,22 +2991,7 @@
           <w:color w:val="282C34"/>
           <w:sz w:val="21"/>
         </w:rPr>
-        <w:t>Low-power Sleep Mode (</w:t>
-      </w:r>
-      <w:r>
-        <w:rPr>
-          <w:i/>
-          <w:color w:val="145AA0"/>
-          <w:sz w:val="21"/>
-        </w:rPr>
-        <w:t>&lt;10\,µA</w:t>
-      </w:r>
-      <w:r>
-        <w:rPr>
-          <w:color w:val="282C34"/>
-          <w:sz w:val="21"/>
-        </w:rPr>
-        <w:t>) and dominant Wake-Up pulse mechanics.</w:t>
+        <w:t>Low-power Sleep Mode (&lt;10 µA) and dominant Wake-Up pulse mechanics.</w:t>
       </w:r>
     </w:p>
     <w:p>
@@ -3253,37 +3033,7 @@
           <w:color w:val="282C34"/>
           <w:sz w:val="21"/>
         </w:rPr>
-        <w:t>Master Header anatomy: Synch Break Field (</w:t>
-      </w:r>
-      <w:r>
-        <w:rPr>
-          <w:i/>
-          <w:color w:val="145AA0"/>
-          <w:sz w:val="21"/>
-        </w:rPr>
-        <w:t>≥ 13</w:t>
-      </w:r>
-      <w:r>
-        <w:rPr>
-          <w:color w:val="282C34"/>
-          <w:sz w:val="21"/>
-        </w:rPr>
-        <w:t xml:space="preserve"> bits low), Break Delimiter (</w:t>
-      </w:r>
-      <w:r>
-        <w:rPr>
-          <w:i/>
-          <w:color w:val="145AA0"/>
-          <w:sz w:val="21"/>
-        </w:rPr>
-        <w:t>≥ 1</w:t>
-      </w:r>
-      <w:r>
-        <w:rPr>
-          <w:color w:val="282C34"/>
-          <w:sz w:val="21"/>
-        </w:rPr>
-        <w:t xml:space="preserve"> bit high), Synch Byte (</w:t>
+        <w:t>Master Header anatomy: Synch Break Field (&gt;= 13 bits low), Break Delimiter (&gt;= 1 bit high), Synch Byte (</w:t>
       </w:r>
       <w:r>
         <w:rPr>
@@ -3312,22 +3062,7 @@
           <w:color w:val="282C34"/>
           <w:sz w:val="21"/>
         </w:rPr>
-        <w:t>PID parity equations (</w:t>
-      </w:r>
-      <w:r>
-        <w:rPr>
-          <w:i/>
-          <w:color w:val="145AA0"/>
-          <w:sz w:val="21"/>
-        </w:rPr>
-        <w:t>P0, P1</w:t>
-      </w:r>
-      <w:r>
-        <w:rPr>
-          <w:color w:val="282C34"/>
-          <w:sz w:val="21"/>
-        </w:rPr>
-        <w:t>) and the 64-frame ID allocation map.</w:t>
+        <w:t>PID parity equations (P0, P1) and the 64-frame ID allocation map.</w:t>
       </w:r>
     </w:p>
     <w:p>
@@ -3455,22 +3190,7 @@
           <w:color w:val="282C34"/>
           <w:sz w:val="21"/>
         </w:rPr>
-        <w:t xml:space="preserve">Complete schematic for Automotive Master Node with </w:t>
-      </w:r>
-      <w:r>
-        <w:rPr>
-          <w:i/>
-          <w:color w:val="145AA0"/>
-          <w:sz w:val="21"/>
-        </w:rPr>
-        <w:t>1\,k\Omega</w:t>
-      </w:r>
-      <w:r>
-        <w:rPr>
-          <w:color w:val="282C34"/>
-          <w:sz w:val="21"/>
-        </w:rPr>
-        <w:t xml:space="preserve"> pull-up, reverse blocking diode, and EMC filter.</w:t>
+        <w:t>Complete schematic for Automotive Master Node with 1 kΩ pull-up, reverse blocking diode, and EMC filter.</w:t>
       </w:r>
     </w:p>
     <w:p>
@@ -3484,37 +3204,7 @@
           <w:color w:val="282C34"/>
           <w:sz w:val="21"/>
         </w:rPr>
-        <w:t xml:space="preserve">Automotive Slave Node schematic with internal </w:t>
-      </w:r>
-      <w:r>
-        <w:rPr>
-          <w:i/>
-          <w:color w:val="145AA0"/>
-          <w:sz w:val="21"/>
-        </w:rPr>
-        <w:t>30\,k\Omega</w:t>
-      </w:r>
-      <w:r>
-        <w:rPr>
-          <w:color w:val="282C34"/>
-          <w:sz w:val="21"/>
-        </w:rPr>
-        <w:t xml:space="preserve"> pull-up and </w:t>
-      </w:r>
-      <w:r>
-        <w:rPr>
-          <w:i/>
-          <w:color w:val="145AA0"/>
-          <w:sz w:val="21"/>
-        </w:rPr>
-        <w:t>220\,pF</w:t>
-      </w:r>
-      <w:r>
-        <w:rPr>
-          <w:color w:val="282C34"/>
-          <w:sz w:val="21"/>
-        </w:rPr>
-        <w:t xml:space="preserve"> filter.</w:t>
+        <w:t>Automotive Slave Node schematic with internal 30 kΩ pull-up and 220 pF filter.</w:t>
       </w:r>
     </w:p>
     <w:p>
@@ -3570,67 +3260,7 @@
           <w:color w:val="282C34"/>
           <w:sz w:val="21"/>
         </w:rPr>
-        <w:t>Bit timing theory (</w:t>
-      </w:r>
-      <w:r>
-        <w:rPr>
-          <w:i/>
-          <w:color w:val="145AA0"/>
-          <w:sz w:val="21"/>
-        </w:rPr>
-        <w:t>T_{bit</w:t>
-      </w:r>
-      <w:r>
-        <w:rPr>
-          <w:color w:val="282C34"/>
-          <w:sz w:val="21"/>
-        </w:rPr>
-        <w:t>) across standard baud rates (</w:t>
-      </w:r>
-      <w:r>
-        <w:rPr>
-          <w:i/>
-          <w:color w:val="145AA0"/>
-          <w:sz w:val="21"/>
-        </w:rPr>
-        <w:t>19200</w:t>
-      </w:r>
-      <w:r>
-        <w:rPr>
-          <w:color w:val="282C34"/>
-          <w:sz w:val="21"/>
-        </w:rPr>
-        <w:t xml:space="preserve">, </w:t>
-      </w:r>
-      <w:r>
-        <w:rPr>
-          <w:i/>
-          <w:color w:val="145AA0"/>
-          <w:sz w:val="21"/>
-        </w:rPr>
-        <w:t>9600</w:t>
-      </w:r>
-      <w:r>
-        <w:rPr>
-          <w:color w:val="282C34"/>
-          <w:sz w:val="21"/>
-        </w:rPr>
-        <w:t xml:space="preserve">, </w:t>
-      </w:r>
-      <w:r>
-        <w:rPr>
-          <w:i/>
-          <w:color w:val="145AA0"/>
-          <w:sz w:val="21"/>
-        </w:rPr>
-        <w:t>2400\,bps</w:t>
-      </w:r>
-      <w:r>
-        <w:rPr>
-          <w:color w:val="282C34"/>
-          <w:sz w:val="21"/>
-        </w:rPr>
-        <w:t>).</w:t>
+        <w:t>Bit timing theory (T_bit) across standard baud rates (19200, 9600, 2400 bps).</w:t>
       </w:r>
     </w:p>
     <w:p>
@@ -3644,22 +3274,7 @@
           <w:color w:val="282C34"/>
           <w:sz w:val="21"/>
         </w:rPr>
-        <w:t>Nominal frame duration and maximum slot sizing formula (</w:t>
-      </w:r>
-      <w:r>
-        <w:rPr>
-          <w:i/>
-          <w:color w:val="145AA0"/>
-          <w:sz w:val="21"/>
-        </w:rPr>
-        <w:t>T_{frame\_max = 1.4 × T_{frame\_nom</w:t>
-      </w:r>
-      <w:r>
-        <w:rPr>
-          <w:color w:val="282C34"/>
-          <w:sz w:val="21"/>
-        </w:rPr>
-        <w:t>).</w:t>
+        <w:t>Nominal frame duration and maximum slot sizing formula (T_frame_max = 1.4 * T_frame_nom).</w:t>
       </w:r>
     </w:p>
     <w:p>
@@ -3688,22 +3303,7 @@
           <w:color w:val="282C34"/>
           <w:sz w:val="21"/>
         </w:rPr>
-        <w:t xml:space="preserve"> spanning 8 bit times (</w:t>
-      </w:r>
-      <w:r>
-        <w:rPr>
-          <w:i/>
-          <w:color w:val="145AA0"/>
-          <w:sz w:val="21"/>
-        </w:rPr>
-        <w:t>8 × T_{bit</w:t>
-      </w:r>
-      <w:r>
-        <w:rPr>
-          <w:color w:val="282C34"/>
-          <w:sz w:val="21"/>
-        </w:rPr>
-        <w:t>).</w:t>
+        <w:t xml:space="preserve"> spanning 8 bit times (8 * T_bit).</w:t>
       </w:r>
     </w:p>
     <w:p>
@@ -3717,37 +3317,7 @@
           <w:color w:val="282C34"/>
           <w:sz w:val="21"/>
         </w:rPr>
-        <w:t>Microcontroller timer input capture implementation and RC oscillator frequency drift compensation (</w:t>
-      </w:r>
-      <w:r>
-        <w:rPr>
-          <w:i/>
-          <w:color w:val="145AA0"/>
-          <w:sz w:val="21"/>
-        </w:rPr>
-        <w:t>± 14\%</w:t>
-      </w:r>
-      <w:r>
-        <w:rPr>
-          <w:color w:val="282C34"/>
-          <w:sz w:val="21"/>
-        </w:rPr>
-        <w:t xml:space="preserve"> down to </w:t>
-      </w:r>
-      <w:r>
-        <w:rPr>
-          <w:i/>
-          <w:color w:val="145AA0"/>
-          <w:sz w:val="21"/>
-        </w:rPr>
-        <w:t>± 1.5\%</w:t>
-      </w:r>
-      <w:r>
-        <w:rPr>
-          <w:color w:val="282C34"/>
-          <w:sz w:val="21"/>
-        </w:rPr>
-        <w:t>).</w:t>
+        <w:t>Microcontroller timer input capture implementation and RC oscillator frequency drift compensation (± 14\% down to ± 1.5\%).</w:t>
       </w:r>
     </w:p>
     <w:p>
@@ -3761,37 +3331,7 @@
           <w:color w:val="282C34"/>
           <w:sz w:val="21"/>
         </w:rPr>
-        <w:t>Total bus line capacitance budget (</w:t>
-      </w:r>
-      <w:r>
-        <w:rPr>
-          <w:i/>
-          <w:color w:val="145AA0"/>
-          <w:sz w:val="21"/>
-        </w:rPr>
-        <w:t>C_{bus ≤ 10\,nF</w:t>
-      </w:r>
-      <w:r>
-        <w:rPr>
-          <w:color w:val="282C34"/>
-          <w:sz w:val="21"/>
-        </w:rPr>
-        <w:t>) and passive rise time (</w:t>
-      </w:r>
-      <w:r>
-        <w:rPr>
-          <w:i/>
-          <w:color w:val="145AA0"/>
-          <w:sz w:val="21"/>
-        </w:rPr>
-        <w:t>t_r</w:t>
-      </w:r>
-      <w:r>
-        <w:rPr>
-          <w:color w:val="282C34"/>
-          <w:sz w:val="21"/>
-        </w:rPr>
-        <w:t>).</w:t>
+        <w:t>Total bus line capacitance budget (C_bus &lt;= 10 nF) and passive rise time (t_r).</w:t>
       </w:r>
     </w:p>
     <w:p>
